--- a/testakten/wandeldarlehen-beispielcase/Notar-Paket-Inhaltsverzeichnis.docx
+++ b/testakten/wandeldarlehen-beispielcase/Notar-Paket-Inhaltsverzeichnis.docx
@@ -8,12 +8,10 @@
       </w:pPr>
       <w:r>
         <w:rPr>
-          <w:rFonts w:ascii="Calibri" w:hAnsi="Calibri"/>
           <w:b/>
-          <w:color w:val="1B474D"/>
-          <w:sz w:val="36"/>
+          <w:sz w:val="28"/>
         </w:rPr>
-        <w:t>NOTAR-PAKET</w:t>
+        <w:t>NOTAR-PAKET — INHALTSVERZEICHNIS</w:t>
       </w:r>
     </w:p>
     <w:p>
@@ -22,317 +20,22 @@
       </w:pPr>
       <w:r>
         <w:rPr>
-          <w:rFonts w:ascii="Calibri" w:hAnsi="Calibri"/>
-          <w:b/>
-          <w:color w:val="20808D"/>
-          <w:sz w:val="26"/>
+          <w:i/>
+          <w:sz w:val="20"/>
         </w:rPr>
-        <w:t>Inhaltsverzeichnis und Uebermittlungsprotokoll</w:t>
+        <w:t>Kapitalerhöhung Sonnenglas UG · Wandlung Wandeldarlehen Northstar · 4. März 2027</w:t>
       </w:r>
-    </w:p>
-    <w:p>
-      <w:pPr>
-        <w:jc w:val="center"/>
-      </w:pPr>
-      <w:r>
-        <w:rPr>
-          <w:rFonts w:ascii="Calibri" w:hAnsi="Calibri"/>
-          <w:i/>
-          <w:color w:val="7A7974"/>
-          <w:sz w:val="22"/>
-        </w:rPr>
-        <w:t>Sonnenglas Solartechnologie UG - Kapitalerhoehung aus Wandlung</w:t>
-      </w:r>
-    </w:p>
-    <w:p/>
-    <w:p>
-      <w:pPr>
-        <w:spacing w:after="40"/>
-        <w:pBdr>
-          <w:bottom w:val="single" w:sz="6" w:space="1" w:color="D4D1CA"/>
-        </w:pBdr>
-      </w:pPr>
     </w:p>
     <w:p/>
     <w:p>
       <w:r>
         <w:rPr>
-          <w:rFonts w:ascii="Calibri" w:hAnsi="Calibri"/>
-          <w:b/>
-          <w:color w:val="1B474D"/>
-          <w:sz w:val="24"/>
+          <w:sz w:val="20"/>
         </w:rPr>
-        <w:t>1. Empfaenger und Uebermittlung</w:t>
-      </w:r>
-    </w:p>
-    <w:p>
-      <w:r>
-        <w:rPr>
-          <w:rFonts w:ascii="Calibri" w:hAnsi="Calibri"/>
-          <w:b/>
-          <w:color w:val="28251D"/>
-          <w:sz w:val="22"/>
-        </w:rPr>
-        <w:t xml:space="preserve">Notar/Notariat: </w:t>
-      </w:r>
-      <w:r>
-        <w:rPr>
-          <w:rFonts w:ascii="Calibri" w:hAnsi="Calibri"/>
-          <w:color w:val="28251D"/>
-          <w:sz w:val="22"/>
-        </w:rPr>
-        <w:t>[Name des Notars eintragen], [Anschrift]</w:t>
-      </w:r>
-    </w:p>
-    <w:p>
-      <w:r>
-        <w:rPr>
-          <w:rFonts w:ascii="Calibri" w:hAnsi="Calibri"/>
-          <w:b/>
-          <w:color w:val="28251D"/>
-          <w:sz w:val="22"/>
-        </w:rPr>
-        <w:t xml:space="preserve">Aktenzeichen: </w:t>
-      </w:r>
-      <w:r>
-        <w:rPr>
-          <w:rFonts w:ascii="Calibri" w:hAnsi="Calibri"/>
-          <w:color w:val="28251D"/>
-          <w:sz w:val="22"/>
-        </w:rPr>
-        <w:t>[UR-Nr. / Aktenzeichen]</w:t>
-      </w:r>
-    </w:p>
-    <w:p>
-      <w:r>
-        <w:rPr>
-          <w:rFonts w:ascii="Calibri" w:hAnsi="Calibri"/>
-          <w:b/>
-          <w:color w:val="28251D"/>
-          <w:sz w:val="22"/>
-        </w:rPr>
-        <w:t xml:space="preserve">Uebermittlungsdatum: </w:t>
-      </w:r>
-      <w:r>
-        <w:rPr>
-          <w:rFonts w:ascii="Calibri" w:hAnsi="Calibri"/>
-          <w:color w:val="28251D"/>
-          <w:sz w:val="22"/>
-        </w:rPr>
-        <w:t>[Datum]</w:t>
-      </w:r>
-    </w:p>
-    <w:p>
-      <w:r>
-        <w:rPr>
-          <w:rFonts w:ascii="Calibri" w:hAnsi="Calibri"/>
-          <w:b/>
-          <w:color w:val="28251D"/>
-          <w:sz w:val="22"/>
-        </w:rPr>
-        <w:t xml:space="preserve">Uebermittlungsweg: </w:t>
-      </w:r>
-      <w:r>
-        <w:rPr>
-          <w:rFonts w:ascii="Calibri" w:hAnsi="Calibri"/>
-          <w:color w:val="28251D"/>
-          <w:sz w:val="22"/>
-        </w:rPr>
-        <w:t>Beglaubigte elektronische Uebermittlung / per Kurier</w:t>
-      </w:r>
-    </w:p>
-    <w:p>
-      <w:r>
-        <w:rPr>
-          <w:rFonts w:ascii="Calibri" w:hAnsi="Calibri"/>
-          <w:b/>
-          <w:color w:val="28251D"/>
-          <w:sz w:val="22"/>
-        </w:rPr>
-        <w:t xml:space="preserve">Uebermittelt durch: </w:t>
-      </w:r>
-      <w:r>
-        <w:rPr>
-          <w:rFonts w:ascii="Calibri" w:hAnsi="Calibri"/>
-          <w:color w:val="28251D"/>
-          <w:sz w:val="22"/>
-        </w:rPr>
-        <w:t>Dr. Mira Schoeneck, GF, Sonnenglas Solartechnologie UG</w:t>
+        <w:t>Notarin: Dr. Eva Wendthusen · Charlottenstraße 65 · 10117 Berlin · UR-Nr. 0142–0144/2027</w:t>
       </w:r>
     </w:p>
     <w:p/>
-    <w:p>
-      <w:pPr>
-        <w:spacing w:after="40"/>
-        <w:pBdr>
-          <w:bottom w:val="single" w:sz="6" w:space="1" w:color="D4D1CA"/>
-        </w:pBdr>
-      </w:pPr>
-    </w:p>
-    <w:p>
-      <w:r>
-        <w:rPr>
-          <w:rFonts w:ascii="Calibri" w:hAnsi="Calibri"/>
-          <w:b/>
-          <w:color w:val="1B474D"/>
-          <w:sz w:val="24"/>
-        </w:rPr>
-        <w:t>2. Gesellschaft und Vorgang</w:t>
-      </w:r>
-    </w:p>
-    <w:p>
-      <w:r>
-        <w:rPr>
-          <w:rFonts w:ascii="Calibri" w:hAnsi="Calibri"/>
-          <w:b/>
-          <w:color w:val="28251D"/>
-          <w:sz w:val="22"/>
-        </w:rPr>
-        <w:t xml:space="preserve">Firma: </w:t>
-      </w:r>
-      <w:r>
-        <w:rPr>
-          <w:rFonts w:ascii="Calibri" w:hAnsi="Calibri"/>
-          <w:color w:val="28251D"/>
-          <w:sz w:val="22"/>
-        </w:rPr>
-        <w:t>Sonnenglas Solartechnologie UG (haftungsbeschraenkt)</w:t>
-      </w:r>
-    </w:p>
-    <w:p>
-      <w:r>
-        <w:rPr>
-          <w:rFonts w:ascii="Calibri" w:hAnsi="Calibri"/>
-          <w:b/>
-          <w:color w:val="28251D"/>
-          <w:sz w:val="22"/>
-        </w:rPr>
-        <w:t xml:space="preserve">Sitz: </w:t>
-      </w:r>
-      <w:r>
-        <w:rPr>
-          <w:rFonts w:ascii="Calibri" w:hAnsi="Calibri"/>
-          <w:color w:val="28251D"/>
-          <w:sz w:val="22"/>
-        </w:rPr>
-        <w:t>Berlin</w:t>
-      </w:r>
-    </w:p>
-    <w:p>
-      <w:r>
-        <w:rPr>
-          <w:rFonts w:ascii="Calibri" w:hAnsi="Calibri"/>
-          <w:b/>
-          <w:color w:val="28251D"/>
-          <w:sz w:val="22"/>
-        </w:rPr>
-        <w:t xml:space="preserve">HRB: </w:t>
-      </w:r>
-      <w:r>
-        <w:rPr>
-          <w:rFonts w:ascii="Calibri" w:hAnsi="Calibri"/>
-          <w:color w:val="28251D"/>
-          <w:sz w:val="22"/>
-        </w:rPr>
-        <w:t>123456 B, Amtsgericht Charlottenburg</w:t>
-      </w:r>
-    </w:p>
-    <w:p>
-      <w:r>
-        <w:rPr>
-          <w:rFonts w:ascii="Calibri" w:hAnsi="Calibri"/>
-          <w:b/>
-          <w:color w:val="28251D"/>
-          <w:sz w:val="22"/>
-        </w:rPr>
-        <w:t xml:space="preserve">Geschaeftsfuehrerin: </w:t>
-      </w:r>
-      <w:r>
-        <w:rPr>
-          <w:rFonts w:ascii="Calibri" w:hAnsi="Calibri"/>
-          <w:color w:val="28251D"/>
-          <w:sz w:val="22"/>
-        </w:rPr>
-        <w:t>Dr. Mira Schoeneck (alleinvertretungsberechtigt)</w:t>
-      </w:r>
-    </w:p>
-    <w:p>
-      <w:r>
-        <w:rPr>
-          <w:rFonts w:ascii="Calibri" w:hAnsi="Calibri"/>
-          <w:b/>
-          <w:color w:val="28251D"/>
-          <w:sz w:val="22"/>
-        </w:rPr>
-        <w:t xml:space="preserve">Vorgang: </w:t>
-      </w:r>
-      <w:r>
-        <w:rPr>
-          <w:rFonts w:ascii="Calibri" w:hAnsi="Calibri"/>
-          <w:color w:val="28251D"/>
-          <w:sz w:val="22"/>
-        </w:rPr>
-        <w:t>Kapitalerhoehung aus Wandlung Wandeldarlehen + Seed-Runde</w:t>
-      </w:r>
-    </w:p>
-    <w:p>
-      <w:r>
-        <w:rPr>
-          <w:rFonts w:ascii="Calibri" w:hAnsi="Calibri"/>
-          <w:b/>
-          <w:color w:val="28251D"/>
-          <w:sz w:val="22"/>
-        </w:rPr>
-        <w:t xml:space="preserve">Stammkapital alt: </w:t>
-      </w:r>
-      <w:r>
-        <w:rPr>
-          <w:rFonts w:ascii="Calibri" w:hAnsi="Calibri"/>
-          <w:color w:val="28251D"/>
-          <w:sz w:val="22"/>
-        </w:rPr>
-        <w:t>EUR 1000,00 (100 Anteile)</w:t>
-      </w:r>
-    </w:p>
-    <w:p>
-      <w:r>
-        <w:rPr>
-          <w:rFonts w:ascii="Calibri" w:hAnsi="Calibri"/>
-          <w:b/>
-          <w:color w:val="28251D"/>
-          <w:sz w:val="22"/>
-        </w:rPr>
-        <w:t xml:space="preserve">Stammkapital neu: </w:t>
-      </w:r>
-      <w:r>
-        <w:rPr>
-          <w:rFonts w:ascii="Calibri" w:hAnsi="Calibri"/>
-          <w:color w:val="28251D"/>
-          <w:sz w:val="22"/>
-        </w:rPr>
-        <w:t>EUR 1032,00 (132 Anteile) / EUR 1035,00 (135 Anteile inkl. ESOP)</w:t>
-      </w:r>
-    </w:p>
-    <w:p/>
-    <w:p>
-      <w:pPr>
-        <w:spacing w:after="40"/>
-        <w:pBdr>
-          <w:bottom w:val="single" w:sz="6" w:space="1" w:color="D4D1CA"/>
-        </w:pBdr>
-      </w:pPr>
-    </w:p>
-    <w:p>
-      <w:r>
-        <w:rPr>
-          <w:rFonts w:ascii="Calibri" w:hAnsi="Calibri"/>
-          <w:b/>
-          <w:color w:val="1B474D"/>
-          <w:sz w:val="24"/>
-        </w:rPr>
-        <w:t>3. Inhaltsverzeichnis der Unterlagen</w:t>
-      </w:r>
-    </w:p>
     <w:tbl>
       <w:tblPr>
         <w:tblStyle w:val="TableGrid"/>
@@ -340,26 +43,23 @@
         <w:tblLook w:firstColumn="1" w:firstRow="1" w:lastColumn="0" w:lastRow="0" w:noHBand="0" w:noVBand="1" w:val="04A0"/>
       </w:tblPr>
       <w:tblGrid>
-        <w:gridCol w:w="850"/>
-        <w:gridCol w:w="4819"/>
-        <w:gridCol w:w="1417"/>
-        <w:gridCol w:w="1984"/>
+        <w:gridCol w:w="2493"/>
+        <w:gridCol w:w="2493"/>
+        <w:gridCol w:w="2493"/>
+        <w:gridCol w:w="2493"/>
       </w:tblGrid>
       <w:tr>
         <w:tc>
           <w:tcPr>
-            <w:tcW w:type="dxa" w:w="2280"/>
-            <w:shd w:val="clear" w:color="auto" w:fill="1B474D"/>
+            <w:tcW w:type="dxa" w:w="680"/>
           </w:tcPr>
           <w:p>
             <w:pPr>
-              <w:jc w:val="center"/>
+              <w:spacing w:after="80" w:before="0"/>
             </w:pPr>
             <w:r>
               <w:rPr>
-                <w:rFonts w:ascii="Calibri" w:hAnsi="Calibri"/>
                 <w:b/>
-                <w:color w:val="FFFFFF"/>
                 <w:sz w:val="20"/>
               </w:rPr>
               <w:t>Nr.</w:t>
@@ -368,18 +68,15 @@
         </w:tc>
         <w:tc>
           <w:tcPr>
-            <w:tcW w:type="dxa" w:w="2280"/>
-            <w:shd w:val="clear" w:color="auto" w:fill="1B474D"/>
+            <w:tcW w:type="dxa" w:w="4819"/>
           </w:tcPr>
           <w:p>
             <w:pPr>
-              <w:jc w:val="center"/>
+              <w:spacing w:after="80" w:before="0"/>
             </w:pPr>
             <w:r>
               <w:rPr>
-                <w:rFonts w:ascii="Calibri" w:hAnsi="Calibri"/>
                 <w:b/>
-                <w:color w:val="FFFFFF"/>
                 <w:sz w:val="20"/>
               </w:rPr>
               <w:t>Dokument</w:t>
@@ -388,41 +85,35 @@
         </w:tc>
         <w:tc>
           <w:tcPr>
-            <w:tcW w:type="dxa" w:w="2280"/>
-            <w:shd w:val="clear" w:color="auto" w:fill="1B474D"/>
+            <w:tcW w:type="dxa" w:w="1984"/>
           </w:tcPr>
           <w:p>
             <w:pPr>
-              <w:jc w:val="center"/>
+              <w:spacing w:after="80" w:before="0"/>
             </w:pPr>
             <w:r>
               <w:rPr>
-                <w:rFonts w:ascii="Calibri" w:hAnsi="Calibri"/>
                 <w:b/>
-                <w:color w:val="FFFFFF"/>
                 <w:sz w:val="20"/>
               </w:rPr>
-              <w:t>Format</w:t>
+              <w:t>Form</w:t>
             </w:r>
           </w:p>
         </w:tc>
         <w:tc>
           <w:tcPr>
-            <w:tcW w:type="dxa" w:w="2280"/>
-            <w:shd w:val="clear" w:color="auto" w:fill="1B474D"/>
+            <w:tcW w:type="dxa" w:w="2154"/>
           </w:tcPr>
           <w:p>
             <w:pPr>
-              <w:jc w:val="center"/>
+              <w:spacing w:after="80" w:before="0"/>
             </w:pPr>
             <w:r>
               <w:rPr>
-                <w:rFonts w:ascii="Calibri" w:hAnsi="Calibri"/>
                 <w:b/>
-                <w:color w:val="FFFFFF"/>
                 <w:sz w:val="20"/>
               </w:rPr>
-              <w:t>Status</w:t>
+              <w:t>Verantwortlich / Bemerkungen</w:t>
             </w:r>
           </w:p>
         </w:tc>
@@ -430,16 +121,14 @@
       <w:tr>
         <w:tc>
           <w:tcPr>
-            <w:tcW w:type="dxa" w:w="2280"/>
+            <w:tcW w:type="dxa" w:w="680"/>
           </w:tcPr>
           <w:p>
             <w:pPr>
-              <w:jc w:val="center"/>
+              <w:spacing w:after="80" w:before="0"/>
             </w:pPr>
             <w:r>
               <w:rPr>
-                <w:rFonts w:ascii="Calibri" w:hAnsi="Calibri"/>
-                <w:color w:val="28251D"/>
                 <w:sz w:val="20"/>
               </w:rPr>
               <w:t>1</w:t>
@@ -448,46 +137,49 @@
         </w:tc>
         <w:tc>
           <w:tcPr>
-            <w:tcW w:type="dxa" w:w="2280"/>
+            <w:tcW w:type="dxa" w:w="4819"/>
           </w:tcPr>
           <w:p>
+            <w:pPr>
+              <w:spacing w:after="80" w:before="0"/>
+            </w:pPr>
             <w:r>
               <w:rPr>
-                <w:rFonts w:ascii="Calibri" w:hAnsi="Calibri"/>
-                <w:color w:val="28251D"/>
                 <w:sz w:val="20"/>
               </w:rPr>
-              <w:t>Wandeldarlehensvertrag (Original / begl. Kopie)</w:t>
+              <w:t>Notarielle Niederschrift der Gesellschafterversammlung vom 4. März 2027 (UR-Nr. 0142/2027) — Kapitalerhöhung, Satzungsänderung, Bezugsrechtsverzicht</w:t>
             </w:r>
           </w:p>
         </w:tc>
         <w:tc>
           <w:tcPr>
-            <w:tcW w:type="dxa" w:w="2280"/>
+            <w:tcW w:type="dxa" w:w="1984"/>
           </w:tcPr>
           <w:p>
+            <w:pPr>
+              <w:spacing w:after="80" w:before="0"/>
+            </w:pPr>
             <w:r>
               <w:rPr>
-                <w:rFonts w:ascii="Calibri" w:hAnsi="Calibri"/>
-                <w:color w:val="28251D"/>
                 <w:sz w:val="20"/>
               </w:rPr>
-              <w:t>DOCX/PDF</w:t>
+              <w:t>Notarielle Urkunde</w:t>
             </w:r>
           </w:p>
         </w:tc>
         <w:tc>
           <w:tcPr>
-            <w:tcW w:type="dxa" w:w="2280"/>
+            <w:tcW w:type="dxa" w:w="2154"/>
           </w:tcPr>
           <w:p>
+            <w:pPr>
+              <w:spacing w:after="80" w:before="0"/>
+            </w:pPr>
             <w:r>
               <w:rPr>
-                <w:rFonts w:ascii="Calibri" w:hAnsi="Calibri"/>
-                <w:color w:val="28251D"/>
                 <w:sz w:val="20"/>
               </w:rPr>
-              <w:t>beigefuegt</w:t>
+              <w:t>Notarin · Versand an Handelsregister AG Charlottenburg</w:t>
             </w:r>
           </w:p>
         </w:tc>
@@ -495,17 +187,14 @@
       <w:tr>
         <w:tc>
           <w:tcPr>
-            <w:tcW w:type="dxa" w:w="2280"/>
-            <w:shd w:val="clear" w:color="auto" w:fill="F7F6F2"/>
+            <w:tcW w:type="dxa" w:w="680"/>
           </w:tcPr>
           <w:p>
             <w:pPr>
-              <w:jc w:val="center"/>
+              <w:spacing w:after="80" w:before="0"/>
             </w:pPr>
             <w:r>
               <w:rPr>
-                <w:rFonts w:ascii="Calibri" w:hAnsi="Calibri"/>
-                <w:color w:val="28251D"/>
                 <w:sz w:val="20"/>
               </w:rPr>
               <w:t>2</w:t>
@@ -514,49 +203,49 @@
         </w:tc>
         <w:tc>
           <w:tcPr>
-            <w:tcW w:type="dxa" w:w="2280"/>
-            <w:shd w:val="clear" w:color="auto" w:fill="F7F6F2"/>
+            <w:tcW w:type="dxa" w:w="4819"/>
           </w:tcPr>
           <w:p>
+            <w:pPr>
+              <w:spacing w:after="80" w:before="0"/>
+            </w:pPr>
             <w:r>
               <w:rPr>
-                <w:rFonts w:ascii="Calibri" w:hAnsi="Calibri"/>
-                <w:color w:val="28251D"/>
                 <w:sz w:val="20"/>
               </w:rPr>
-              <w:t>Wandlungserklaerung Northstar (unterzeichnet)</w:t>
+              <w:t>Übernahmeerklärung der Northstar Pre-Seed Partners GmbH &amp; Co. KG (UR-Nr. 0143/2027) gemäß § 55 Abs. 1 GmbHG</w:t>
             </w:r>
           </w:p>
         </w:tc>
         <w:tc>
           <w:tcPr>
-            <w:tcW w:type="dxa" w:w="2280"/>
-            <w:shd w:val="clear" w:color="auto" w:fill="F7F6F2"/>
+            <w:tcW w:type="dxa" w:w="1984"/>
           </w:tcPr>
           <w:p>
+            <w:pPr>
+              <w:spacing w:after="80" w:before="0"/>
+            </w:pPr>
             <w:r>
               <w:rPr>
-                <w:rFonts w:ascii="Calibri" w:hAnsi="Calibri"/>
-                <w:color w:val="28251D"/>
                 <w:sz w:val="20"/>
               </w:rPr>
-              <w:t>DOCX/PDF</w:t>
+              <w:t>Notarielle Urkunde</w:t>
             </w:r>
           </w:p>
         </w:tc>
         <w:tc>
           <w:tcPr>
-            <w:tcW w:type="dxa" w:w="2280"/>
-            <w:shd w:val="clear" w:color="auto" w:fill="F7F6F2"/>
+            <w:tcW w:type="dxa" w:w="2154"/>
           </w:tcPr>
           <w:p>
+            <w:pPr>
+              <w:spacing w:after="80" w:before="0"/>
+            </w:pPr>
             <w:r>
               <w:rPr>
-                <w:rFonts w:ascii="Calibri" w:hAnsi="Calibri"/>
-                <w:color w:val="28251D"/>
                 <w:sz w:val="20"/>
               </w:rPr>
-              <w:t>beigefuegt</w:t>
+              <w:t>Notarin · Henrik Brendelmann unterzeichnet</w:t>
             </w:r>
           </w:p>
         </w:tc>
@@ -564,16 +253,14 @@
       <w:tr>
         <w:tc>
           <w:tcPr>
-            <w:tcW w:type="dxa" w:w="2280"/>
+            <w:tcW w:type="dxa" w:w="680"/>
           </w:tcPr>
           <w:p>
             <w:pPr>
-              <w:jc w:val="center"/>
+              <w:spacing w:after="80" w:before="0"/>
             </w:pPr>
             <w:r>
               <w:rPr>
-                <w:rFonts w:ascii="Calibri" w:hAnsi="Calibri"/>
-                <w:color w:val="28251D"/>
                 <w:sz w:val="20"/>
               </w:rPr>
               <w:t>3</w:t>
@@ -582,46 +269,49 @@
         </w:tc>
         <w:tc>
           <w:tcPr>
-            <w:tcW w:type="dxa" w:w="2280"/>
+            <w:tcW w:type="dxa" w:w="4819"/>
           </w:tcPr>
           <w:p>
+            <w:pPr>
+              <w:spacing w:after="80" w:before="0"/>
+            </w:pPr>
             <w:r>
               <w:rPr>
-                <w:rFonts w:ascii="Calibri" w:hAnsi="Calibri"/>
-                <w:color w:val="28251D"/>
                 <w:sz w:val="20"/>
               </w:rPr>
-              <w:t>Sacheinlagebericht zur Werthaltigkeit der Forderung</w:t>
+              <w:t>Sacheinlage- / Verzichtsvereinbarung über die Kapitalrücklage (UR-Nr. 0144/2027), § 272 Abs. 2 Nr. 4 HGB</w:t>
             </w:r>
           </w:p>
         </w:tc>
         <w:tc>
           <w:tcPr>
-            <w:tcW w:type="dxa" w:w="2280"/>
+            <w:tcW w:type="dxa" w:w="1984"/>
           </w:tcPr>
           <w:p>
+            <w:pPr>
+              <w:spacing w:after="80" w:before="0"/>
+            </w:pPr>
             <w:r>
               <w:rPr>
-                <w:rFonts w:ascii="Calibri" w:hAnsi="Calibri"/>
-                <w:color w:val="28251D"/>
                 <w:sz w:val="20"/>
               </w:rPr>
-              <w:t>DOCX/PDF</w:t>
+              <w:t>Notarielle Urkunde</w:t>
             </w:r>
           </w:p>
         </w:tc>
         <w:tc>
           <w:tcPr>
-            <w:tcW w:type="dxa" w:w="2280"/>
+            <w:tcW w:type="dxa" w:w="2154"/>
           </w:tcPr>
           <w:p>
+            <w:pPr>
+              <w:spacing w:after="80" w:before="0"/>
+            </w:pPr>
             <w:r>
               <w:rPr>
-                <w:rFonts w:ascii="Calibri" w:hAnsi="Calibri"/>
-                <w:color w:val="28251D"/>
                 <w:sz w:val="20"/>
               </w:rPr>
-              <w:t>beigefuegt</w:t>
+              <w:t>Notarin · Gesellschaft + Darlehensgeber</w:t>
             </w:r>
           </w:p>
         </w:tc>
@@ -629,17 +319,14 @@
       <w:tr>
         <w:tc>
           <w:tcPr>
-            <w:tcW w:type="dxa" w:w="2280"/>
-            <w:shd w:val="clear" w:color="auto" w:fill="F7F6F2"/>
+            <w:tcW w:type="dxa" w:w="680"/>
           </w:tcPr>
           <w:p>
             <w:pPr>
-              <w:jc w:val="center"/>
+              <w:spacing w:after="80" w:before="0"/>
             </w:pPr>
             <w:r>
               <w:rPr>
-                <w:rFonts w:ascii="Calibri" w:hAnsi="Calibri"/>
-                <w:color w:val="28251D"/>
                 <w:sz w:val="20"/>
               </w:rPr>
               <w:t>4</w:t>
@@ -648,49 +335,49 @@
         </w:tc>
         <w:tc>
           <w:tcPr>
-            <w:tcW w:type="dxa" w:w="2280"/>
-            <w:shd w:val="clear" w:color="auto" w:fill="F7F6F2"/>
+            <w:tcW w:type="dxa" w:w="4819"/>
           </w:tcPr>
           <w:p>
+            <w:pPr>
+              <w:spacing w:after="80" w:before="0"/>
+            </w:pPr>
             <w:r>
               <w:rPr>
-                <w:rFonts w:ascii="Calibri" w:hAnsi="Calibri"/>
-                <w:color w:val="28251D"/>
                 <w:sz w:val="20"/>
               </w:rPr>
-              <w:t>Gesellschafterbeschluss Kapitalerhoehung (Entwurf)</w:t>
+              <w:t>Neue Satzung der Sonnenglas Solartechnologie UG (haftungsbeschränkt) in der Fassung vom 4. März 2027</w:t>
             </w:r>
           </w:p>
         </w:tc>
         <w:tc>
           <w:tcPr>
-            <w:tcW w:type="dxa" w:w="2280"/>
-            <w:shd w:val="clear" w:color="auto" w:fill="F7F6F2"/>
+            <w:tcW w:type="dxa" w:w="1984"/>
           </w:tcPr>
           <w:p>
+            <w:pPr>
+              <w:spacing w:after="80" w:before="0"/>
+            </w:pPr>
             <w:r>
               <w:rPr>
-                <w:rFonts w:ascii="Calibri" w:hAnsi="Calibri"/>
-                <w:color w:val="28251D"/>
                 <w:sz w:val="20"/>
               </w:rPr>
-              <w:t>DOCX</w:t>
+              <w:t>Anlage zur Urkunde</w:t>
             </w:r>
           </w:p>
         </w:tc>
         <w:tc>
           <w:tcPr>
-            <w:tcW w:type="dxa" w:w="2280"/>
-            <w:shd w:val="clear" w:color="auto" w:fill="F7F6F2"/>
+            <w:tcW w:type="dxa" w:w="2154"/>
           </w:tcPr>
           <w:p>
+            <w:pPr>
+              <w:spacing w:after="80" w:before="0"/>
+            </w:pPr>
             <w:r>
               <w:rPr>
-                <w:rFonts w:ascii="Calibri" w:hAnsi="Calibri"/>
-                <w:color w:val="964219"/>
                 <w:sz w:val="20"/>
               </w:rPr>
-              <w:t>zur Beurkundung</w:t>
+              <w:t>Notarin</w:t>
             </w:r>
           </w:p>
         </w:tc>
@@ -698,16 +385,14 @@
       <w:tr>
         <w:tc>
           <w:tcPr>
-            <w:tcW w:type="dxa" w:w="2280"/>
+            <w:tcW w:type="dxa" w:w="680"/>
           </w:tcPr>
           <w:p>
             <w:pPr>
-              <w:jc w:val="center"/>
+              <w:spacing w:after="80" w:before="0"/>
             </w:pPr>
             <w:r>
               <w:rPr>
-                <w:rFonts w:ascii="Calibri" w:hAnsi="Calibri"/>
-                <w:color w:val="28251D"/>
                 <w:sz w:val="20"/>
               </w:rPr>
               <w:t>5</w:t>
@@ -716,46 +401,49 @@
         </w:tc>
         <w:tc>
           <w:tcPr>
-            <w:tcW w:type="dxa" w:w="2280"/>
+            <w:tcW w:type="dxa" w:w="4819"/>
           </w:tcPr>
           <w:p>
+            <w:pPr>
+              <w:spacing w:after="80" w:before="0"/>
+            </w:pPr>
             <w:r>
               <w:rPr>
-                <w:rFonts w:ascii="Calibri" w:hAnsi="Calibri"/>
-                <w:color w:val="28251D"/>
                 <w:sz w:val="20"/>
               </w:rPr>
-              <w:t>Cap-Table Pre-Money (vor Wandlung)</w:t>
+              <w:t>Wandeldarlehensvertrag vom 22. Mai 2026 (DE/EN, unterzeichnet)</w:t>
             </w:r>
           </w:p>
         </w:tc>
         <w:tc>
           <w:tcPr>
-            <w:tcW w:type="dxa" w:w="2280"/>
+            <w:tcW w:type="dxa" w:w="1984"/>
           </w:tcPr>
           <w:p>
+            <w:pPr>
+              <w:spacing w:after="80" w:before="0"/>
+            </w:pPr>
             <w:r>
               <w:rPr>
-                <w:rFonts w:ascii="Calibri" w:hAnsi="Calibri"/>
-                <w:color w:val="28251D"/>
                 <w:sz w:val="20"/>
               </w:rPr>
-              <w:t>XLSX</w:t>
+              <w:t>Anlage / Nachweis</w:t>
             </w:r>
           </w:p>
         </w:tc>
         <w:tc>
           <w:tcPr>
-            <w:tcW w:type="dxa" w:w="2280"/>
+            <w:tcW w:type="dxa" w:w="2154"/>
           </w:tcPr>
           <w:p>
+            <w:pPr>
+              <w:spacing w:after="80" w:before="0"/>
+            </w:pPr>
             <w:r>
               <w:rPr>
-                <w:rFonts w:ascii="Calibri" w:hAnsi="Calibri"/>
-                <w:color w:val="28251D"/>
                 <w:sz w:val="20"/>
               </w:rPr>
-              <w:t>beigefuegt</w:t>
+              <w:t>Sonnenglas · Northstar</w:t>
             </w:r>
           </w:p>
         </w:tc>
@@ -763,17 +451,14 @@
       <w:tr>
         <w:tc>
           <w:tcPr>
-            <w:tcW w:type="dxa" w:w="2280"/>
-            <w:shd w:val="clear" w:color="auto" w:fill="F7F6F2"/>
+            <w:tcW w:type="dxa" w:w="680"/>
           </w:tcPr>
           <w:p>
             <w:pPr>
-              <w:jc w:val="center"/>
+              <w:spacing w:after="80" w:before="0"/>
             </w:pPr>
             <w:r>
               <w:rPr>
-                <w:rFonts w:ascii="Calibri" w:hAnsi="Calibri"/>
-                <w:color w:val="28251D"/>
                 <w:sz w:val="20"/>
               </w:rPr>
               <w:t>6</w:t>
@@ -782,49 +467,49 @@
         </w:tc>
         <w:tc>
           <w:tcPr>
-            <w:tcW w:type="dxa" w:w="2280"/>
-            <w:shd w:val="clear" w:color="auto" w:fill="F7F6F2"/>
+            <w:tcW w:type="dxa" w:w="4819"/>
           </w:tcPr>
           <w:p>
+            <w:pPr>
+              <w:spacing w:after="80" w:before="0"/>
+            </w:pPr>
             <w:r>
               <w:rPr>
-                <w:rFonts w:ascii="Calibri" w:hAnsi="Calibri"/>
-                <w:color w:val="28251D"/>
                 <w:sz w:val="20"/>
               </w:rPr>
-              <w:t>Cap-Table Post-Money (nach Wandlung + Seed)</w:t>
+              <w:t>Wandlungsmitteilung der Gesellschaft vom 14. Februar 2027</w:t>
             </w:r>
           </w:p>
         </w:tc>
         <w:tc>
           <w:tcPr>
-            <w:tcW w:type="dxa" w:w="2280"/>
-            <w:shd w:val="clear" w:color="auto" w:fill="F7F6F2"/>
+            <w:tcW w:type="dxa" w:w="1984"/>
           </w:tcPr>
           <w:p>
+            <w:pPr>
+              <w:spacing w:after="80" w:before="0"/>
+            </w:pPr>
             <w:r>
               <w:rPr>
-                <w:rFonts w:ascii="Calibri" w:hAnsi="Calibri"/>
-                <w:color w:val="28251D"/>
                 <w:sz w:val="20"/>
               </w:rPr>
-              <w:t>XLSX</w:t>
+              <w:t>Textform (E-Mail mit Lesebestätigung)</w:t>
             </w:r>
           </w:p>
         </w:tc>
         <w:tc>
           <w:tcPr>
-            <w:tcW w:type="dxa" w:w="2280"/>
-            <w:shd w:val="clear" w:color="auto" w:fill="F7F6F2"/>
+            <w:tcW w:type="dxa" w:w="2154"/>
           </w:tcPr>
           <w:p>
+            <w:pPr>
+              <w:spacing w:after="80" w:before="0"/>
+            </w:pPr>
             <w:r>
               <w:rPr>
-                <w:rFonts w:ascii="Calibri" w:hAnsi="Calibri"/>
-                <w:color w:val="28251D"/>
                 <w:sz w:val="20"/>
               </w:rPr>
-              <w:t>beigefuegt</w:t>
+              <w:t>Sonnenglas</w:t>
             </w:r>
           </w:p>
         </w:tc>
@@ -832,16 +517,14 @@
       <w:tr>
         <w:tc>
           <w:tcPr>
-            <w:tcW w:type="dxa" w:w="2280"/>
+            <w:tcW w:type="dxa" w:w="680"/>
           </w:tcPr>
           <w:p>
             <w:pPr>
-              <w:jc w:val="center"/>
+              <w:spacing w:after="80" w:before="0"/>
             </w:pPr>
             <w:r>
               <w:rPr>
-                <w:rFonts w:ascii="Calibri" w:hAnsi="Calibri"/>
-                <w:color w:val="28251D"/>
                 <w:sz w:val="20"/>
               </w:rPr>
               <w:t>7</w:t>
@@ -850,28 +533,360 @@
         </w:tc>
         <w:tc>
           <w:tcPr>
-            <w:tcW w:type="dxa" w:w="2280"/>
+            <w:tcW w:type="dxa" w:w="4819"/>
           </w:tcPr>
           <w:p>
+            <w:pPr>
+              <w:spacing w:after="80" w:before="0"/>
+            </w:pPr>
             <w:r>
               <w:rPr>
-                <w:rFonts w:ascii="Calibri" w:hAnsi="Calibri"/>
-                <w:color w:val="28251D"/>
                 <w:sz w:val="20"/>
               </w:rPr>
-              <w:t>Aktuelle Gesellschafterliste (SS 40 GmbHG)</w:t>
+              <w:t>Ausübungserklärung Northstar vom 22. Februar 2027</w:t>
             </w:r>
           </w:p>
         </w:tc>
         <w:tc>
           <w:tcPr>
-            <w:tcW w:type="dxa" w:w="2280"/>
+            <w:tcW w:type="dxa" w:w="1984"/>
           </w:tcPr>
           <w:p>
+            <w:pPr>
+              <w:spacing w:after="80" w:before="0"/>
+            </w:pPr>
             <w:r>
               <w:rPr>
-                <w:rFonts w:ascii="Calibri" w:hAnsi="Calibri"/>
-                <w:color w:val="28251D"/>
+                <w:sz w:val="20"/>
+              </w:rPr>
+              <w:t>Textform</w:t>
+            </w:r>
+          </w:p>
+        </w:tc>
+        <w:tc>
+          <w:tcPr>
+            <w:tcW w:type="dxa" w:w="2154"/>
+          </w:tcPr>
+          <w:p>
+            <w:pPr>
+              <w:spacing w:after="80" w:before="0"/>
+            </w:pPr>
+            <w:r>
+              <w:rPr>
+                <w:sz w:val="20"/>
+              </w:rPr>
+              <w:t>Northstar · DocuSign-Protokoll</w:t>
+            </w:r>
+          </w:p>
+        </w:tc>
+      </w:tr>
+      <w:tr>
+        <w:tc>
+          <w:tcPr>
+            <w:tcW w:type="dxa" w:w="680"/>
+          </w:tcPr>
+          <w:p>
+            <w:pPr>
+              <w:spacing w:after="80" w:before="0"/>
+            </w:pPr>
+            <w:r>
+              <w:rPr>
+                <w:sz w:val="20"/>
+              </w:rPr>
+              <w:t>8</w:t>
+            </w:r>
+          </w:p>
+        </w:tc>
+        <w:tc>
+          <w:tcPr>
+            <w:tcW w:type="dxa" w:w="4819"/>
+          </w:tcPr>
+          <w:p>
+            <w:pPr>
+              <w:spacing w:after="80" w:before="0"/>
+            </w:pPr>
+            <w:r>
+              <w:rPr>
+                <w:sz w:val="20"/>
+              </w:rPr>
+              <w:t>Einberufung außerordentliche Gesellschafterversammlung vom 18. Februar 2027 + Verzichtserklärungen auf Einberufungsfrist</w:t>
+            </w:r>
+          </w:p>
+        </w:tc>
+        <w:tc>
+          <w:tcPr>
+            <w:tcW w:type="dxa" w:w="1984"/>
+          </w:tcPr>
+          <w:p>
+            <w:pPr>
+              <w:spacing w:after="80" w:before="0"/>
+            </w:pPr>
+            <w:r>
+              <w:rPr>
+                <w:sz w:val="20"/>
+              </w:rPr>
+              <w:t>Textform</w:t>
+            </w:r>
+          </w:p>
+        </w:tc>
+        <w:tc>
+          <w:tcPr>
+            <w:tcW w:type="dxa" w:w="2154"/>
+          </w:tcPr>
+          <w:p>
+            <w:pPr>
+              <w:spacing w:after="80" w:before="0"/>
+            </w:pPr>
+            <w:r>
+              <w:rPr>
+                <w:sz w:val="20"/>
+              </w:rPr>
+              <w:t>Sonnenglas</w:t>
+            </w:r>
+          </w:p>
+        </w:tc>
+      </w:tr>
+      <w:tr>
+        <w:tc>
+          <w:tcPr>
+            <w:tcW w:type="dxa" w:w="680"/>
+          </w:tcPr>
+          <w:p>
+            <w:pPr>
+              <w:spacing w:after="80" w:before="0"/>
+            </w:pPr>
+            <w:r>
+              <w:rPr>
+                <w:sz w:val="20"/>
+              </w:rPr>
+              <w:t>9</w:t>
+            </w:r>
+          </w:p>
+        </w:tc>
+        <w:tc>
+          <w:tcPr>
+            <w:tcW w:type="dxa" w:w="4819"/>
+          </w:tcPr>
+          <w:p>
+            <w:pPr>
+              <w:spacing w:after="80" w:before="0"/>
+            </w:pPr>
+            <w:r>
+              <w:rPr>
+                <w:sz w:val="20"/>
+              </w:rPr>
+              <w:t>Aktualisierte Gesellschafterliste gemäß § 40 GmbHG (Vor-Wandlung)</w:t>
+            </w:r>
+          </w:p>
+        </w:tc>
+        <w:tc>
+          <w:tcPr>
+            <w:tcW w:type="dxa" w:w="1984"/>
+          </w:tcPr>
+          <w:p>
+            <w:pPr>
+              <w:spacing w:after="80" w:before="0"/>
+            </w:pPr>
+            <w:r>
+              <w:rPr>
+                <w:sz w:val="20"/>
+              </w:rPr>
+              <w:t>Anlage</w:t>
+            </w:r>
+          </w:p>
+        </w:tc>
+        <w:tc>
+          <w:tcPr>
+            <w:tcW w:type="dxa" w:w="2154"/>
+          </w:tcPr>
+          <w:p>
+            <w:pPr>
+              <w:spacing w:after="80" w:before="0"/>
+            </w:pPr>
+            <w:r>
+              <w:rPr>
+                <w:sz w:val="20"/>
+              </w:rPr>
+              <w:t>Geschäftsführerin Dr. Schoeneck</w:t>
+            </w:r>
+          </w:p>
+        </w:tc>
+      </w:tr>
+      <w:tr>
+        <w:tc>
+          <w:tcPr>
+            <w:tcW w:type="dxa" w:w="680"/>
+          </w:tcPr>
+          <w:p>
+            <w:pPr>
+              <w:spacing w:after="80" w:before="0"/>
+            </w:pPr>
+            <w:r>
+              <w:rPr>
+                <w:sz w:val="20"/>
+              </w:rPr>
+              <w:t>10</w:t>
+            </w:r>
+          </w:p>
+        </w:tc>
+        <w:tc>
+          <w:tcPr>
+            <w:tcW w:type="dxa" w:w="4819"/>
+          </w:tcPr>
+          <w:p>
+            <w:pPr>
+              <w:spacing w:after="80" w:before="0"/>
+            </w:pPr>
+            <w:r>
+              <w:rPr>
+                <w:sz w:val="20"/>
+              </w:rPr>
+              <w:t>Aktualisierte Gesellschafterliste gemäß § 40 GmbHG (Post-Wandlung)</w:t>
+            </w:r>
+          </w:p>
+        </w:tc>
+        <w:tc>
+          <w:tcPr>
+            <w:tcW w:type="dxa" w:w="1984"/>
+          </w:tcPr>
+          <w:p>
+            <w:pPr>
+              <w:spacing w:after="80" w:before="0"/>
+            </w:pPr>
+            <w:r>
+              <w:rPr>
+                <w:sz w:val="20"/>
+              </w:rPr>
+              <w:t>Anlage</w:t>
+            </w:r>
+          </w:p>
+        </w:tc>
+        <w:tc>
+          <w:tcPr>
+            <w:tcW w:type="dxa" w:w="2154"/>
+          </w:tcPr>
+          <w:p>
+            <w:pPr>
+              <w:spacing w:after="80" w:before="0"/>
+            </w:pPr>
+            <w:r>
+              <w:rPr>
+                <w:sz w:val="20"/>
+              </w:rPr>
+              <w:t>Notarin zur Einreichung beim Handelsregister</w:t>
+            </w:r>
+          </w:p>
+        </w:tc>
+      </w:tr>
+      <w:tr>
+        <w:tc>
+          <w:tcPr>
+            <w:tcW w:type="dxa" w:w="680"/>
+          </w:tcPr>
+          <w:p>
+            <w:pPr>
+              <w:spacing w:after="80" w:before="0"/>
+            </w:pPr>
+            <w:r>
+              <w:rPr>
+                <w:sz w:val="20"/>
+              </w:rPr>
+              <w:t>11</w:t>
+            </w:r>
+          </w:p>
+        </w:tc>
+        <w:tc>
+          <w:tcPr>
+            <w:tcW w:type="dxa" w:w="4819"/>
+          </w:tcPr>
+          <w:p>
+            <w:pPr>
+              <w:spacing w:after="80" w:before="0"/>
+            </w:pPr>
+            <w:r>
+              <w:rPr>
+                <w:sz w:val="20"/>
+              </w:rPr>
+              <w:t>Cap-Table-Datei „Cap-Table-Post-Money.xlsx" (Modellrechnung)</w:t>
+            </w:r>
+          </w:p>
+        </w:tc>
+        <w:tc>
+          <w:tcPr>
+            <w:tcW w:type="dxa" w:w="1984"/>
+          </w:tcPr>
+          <w:p>
+            <w:pPr>
+              <w:spacing w:after="80" w:before="0"/>
+            </w:pPr>
+            <w:r>
+              <w:rPr>
+                <w:sz w:val="20"/>
+              </w:rPr>
+              <w:t>PDF-Ausdruck</w:t>
+            </w:r>
+          </w:p>
+        </w:tc>
+        <w:tc>
+          <w:tcPr>
+            <w:tcW w:type="dxa" w:w="2154"/>
+          </w:tcPr>
+          <w:p>
+            <w:pPr>
+              <w:spacing w:after="80" w:before="0"/>
+            </w:pPr>
+            <w:r>
+              <w:rPr>
+                <w:sz w:val="20"/>
+              </w:rPr>
+              <w:t>Sonnenglas</w:t>
+            </w:r>
+          </w:p>
+        </w:tc>
+      </w:tr>
+      <w:tr>
+        <w:tc>
+          <w:tcPr>
+            <w:tcW w:type="dxa" w:w="680"/>
+          </w:tcPr>
+          <w:p>
+            <w:pPr>
+              <w:spacing w:after="80" w:before="0"/>
+            </w:pPr>
+            <w:r>
+              <w:rPr>
+                <w:sz w:val="20"/>
+              </w:rPr>
+              <w:t>12</w:t>
+            </w:r>
+          </w:p>
+        </w:tc>
+        <w:tc>
+          <w:tcPr>
+            <w:tcW w:type="dxa" w:w="4819"/>
+          </w:tcPr>
+          <w:p>
+            <w:pPr>
+              <w:spacing w:after="80" w:before="0"/>
+            </w:pPr>
+            <w:r>
+              <w:rPr>
+                <w:sz w:val="20"/>
+              </w:rPr>
+              <w:t>Bestätigung der Berliner Sparkasse über Wertstellung der Wandlungssumme inkl. Bareinlage Nennbetrag</w:t>
+            </w:r>
+          </w:p>
+        </w:tc>
+        <w:tc>
+          <w:tcPr>
+            <w:tcW w:type="dxa" w:w="1984"/>
+          </w:tcPr>
+          <w:p>
+            <w:pPr>
+              <w:spacing w:after="80" w:before="0"/>
+            </w:pPr>
+            <w:r>
+              <w:rPr>
                 <w:sz w:val="20"/>
               </w:rPr>
               <w:t>PDF</w:t>
@@ -880,16 +895,17 @@
         </w:tc>
         <w:tc>
           <w:tcPr>
-            <w:tcW w:type="dxa" w:w="2280"/>
+            <w:tcW w:type="dxa" w:w="2154"/>
           </w:tcPr>
           <w:p>
+            <w:pPr>
+              <w:spacing w:after="80" w:before="0"/>
+            </w:pPr>
             <w:r>
               <w:rPr>
-                <w:rFonts w:ascii="Calibri" w:hAnsi="Calibri"/>
-                <w:color w:val="28251D"/>
                 <w:sz w:val="20"/>
               </w:rPr>
-              <w:t>beigefuegt</w:t>
+              <w:t>Sonnenglas · Eingang bis 3. März 2027</w:t>
             </w:r>
           </w:p>
         </w:tc>
@@ -897,353 +913,14 @@
       <w:tr>
         <w:tc>
           <w:tcPr>
-            <w:tcW w:type="dxa" w:w="2280"/>
-            <w:shd w:val="clear" w:color="auto" w:fill="F7F6F2"/>
+            <w:tcW w:type="dxa" w:w="680"/>
           </w:tcPr>
           <w:p>
             <w:pPr>
-              <w:jc w:val="center"/>
+              <w:spacing w:after="80" w:before="0"/>
             </w:pPr>
             <w:r>
               <w:rPr>
-                <w:rFonts w:ascii="Calibri" w:hAnsi="Calibri"/>
-                <w:color w:val="28251D"/>
-                <w:sz w:val="20"/>
-              </w:rPr>
-              <w:t>8</w:t>
-            </w:r>
-          </w:p>
-        </w:tc>
-        <w:tc>
-          <w:tcPr>
-            <w:tcW w:type="dxa" w:w="2280"/>
-            <w:shd w:val="clear" w:color="auto" w:fill="F7F6F2"/>
-          </w:tcPr>
-          <w:p>
-            <w:r>
-              <w:rPr>
-                <w:rFonts w:ascii="Calibri" w:hAnsi="Calibri"/>
-                <w:color w:val="28251D"/>
-                <w:sz w:val="20"/>
-              </w:rPr>
-              <w:t>Handelsregisterauszug (aktuell, max. 3 Monate alt)</w:t>
-            </w:r>
-          </w:p>
-        </w:tc>
-        <w:tc>
-          <w:tcPr>
-            <w:tcW w:type="dxa" w:w="2280"/>
-            <w:shd w:val="clear" w:color="auto" w:fill="F7F6F2"/>
-          </w:tcPr>
-          <w:p>
-            <w:r>
-              <w:rPr>
-                <w:rFonts w:ascii="Calibri" w:hAnsi="Calibri"/>
-                <w:color w:val="28251D"/>
-                <w:sz w:val="20"/>
-              </w:rPr>
-              <w:t>PDF</w:t>
-            </w:r>
-          </w:p>
-        </w:tc>
-        <w:tc>
-          <w:tcPr>
-            <w:tcW w:type="dxa" w:w="2280"/>
-            <w:shd w:val="clear" w:color="auto" w:fill="F7F6F2"/>
-          </w:tcPr>
-          <w:p>
-            <w:r>
-              <w:rPr>
-                <w:rFonts w:ascii="Calibri" w:hAnsi="Calibri"/>
-                <w:color w:val="28251D"/>
-                <w:sz w:val="20"/>
-              </w:rPr>
-              <w:t>beigefuegt</w:t>
-            </w:r>
-          </w:p>
-        </w:tc>
-      </w:tr>
-      <w:tr>
-        <w:tc>
-          <w:tcPr>
-            <w:tcW w:type="dxa" w:w="2280"/>
-          </w:tcPr>
-          <w:p>
-            <w:pPr>
-              <w:jc w:val="center"/>
-            </w:pPr>
-            <w:r>
-              <w:rPr>
-                <w:rFonts w:ascii="Calibri" w:hAnsi="Calibri"/>
-                <w:color w:val="28251D"/>
-                <w:sz w:val="20"/>
-              </w:rPr>
-              <w:t>9</w:t>
-            </w:r>
-          </w:p>
-        </w:tc>
-        <w:tc>
-          <w:tcPr>
-            <w:tcW w:type="dxa" w:w="2280"/>
-          </w:tcPr>
-          <w:p>
-            <w:r>
-              <w:rPr>
-                <w:rFonts w:ascii="Calibri" w:hAnsi="Calibri"/>
-                <w:color w:val="28251D"/>
-                <w:sz w:val="20"/>
-              </w:rPr>
-              <w:t>Ausweiskopien / KYC-Unterlagen GF</w:t>
-            </w:r>
-          </w:p>
-        </w:tc>
-        <w:tc>
-          <w:tcPr>
-            <w:tcW w:type="dxa" w:w="2280"/>
-          </w:tcPr>
-          <w:p>
-            <w:r>
-              <w:rPr>
-                <w:rFonts w:ascii="Calibri" w:hAnsi="Calibri"/>
-                <w:color w:val="28251D"/>
-                <w:sz w:val="20"/>
-              </w:rPr>
-              <w:t>PDF</w:t>
-            </w:r>
-          </w:p>
-        </w:tc>
-        <w:tc>
-          <w:tcPr>
-            <w:tcW w:type="dxa" w:w="2280"/>
-          </w:tcPr>
-          <w:p>
-            <w:r>
-              <w:rPr>
-                <w:rFonts w:ascii="Calibri" w:hAnsi="Calibri"/>
-                <w:color w:val="28251D"/>
-                <w:sz w:val="20"/>
-              </w:rPr>
-              <w:t>beigefuegt</w:t>
-            </w:r>
-          </w:p>
-        </w:tc>
-      </w:tr>
-      <w:tr>
-        <w:tc>
-          <w:tcPr>
-            <w:tcW w:type="dxa" w:w="2280"/>
-            <w:shd w:val="clear" w:color="auto" w:fill="F7F6F2"/>
-          </w:tcPr>
-          <w:p>
-            <w:pPr>
-              <w:jc w:val="center"/>
-            </w:pPr>
-            <w:r>
-              <w:rPr>
-                <w:rFonts w:ascii="Calibri" w:hAnsi="Calibri"/>
-                <w:color w:val="28251D"/>
-                <w:sz w:val="20"/>
-              </w:rPr>
-              <w:t>10</w:t>
-            </w:r>
-          </w:p>
-        </w:tc>
-        <w:tc>
-          <w:tcPr>
-            <w:tcW w:type="dxa" w:w="2280"/>
-            <w:shd w:val="clear" w:color="auto" w:fill="F7F6F2"/>
-          </w:tcPr>
-          <w:p>
-            <w:r>
-              <w:rPr>
-                <w:rFonts w:ascii="Calibri" w:hAnsi="Calibri"/>
-                <w:color w:val="28251D"/>
-                <w:sz w:val="20"/>
-              </w:rPr>
-              <w:t>Ausweiskopien / KYC Northstar (Komplementaerin)</w:t>
-            </w:r>
-          </w:p>
-        </w:tc>
-        <w:tc>
-          <w:tcPr>
-            <w:tcW w:type="dxa" w:w="2280"/>
-            <w:shd w:val="clear" w:color="auto" w:fill="F7F6F2"/>
-          </w:tcPr>
-          <w:p>
-            <w:r>
-              <w:rPr>
-                <w:rFonts w:ascii="Calibri" w:hAnsi="Calibri"/>
-                <w:color w:val="28251D"/>
-                <w:sz w:val="20"/>
-              </w:rPr>
-              <w:t>PDF</w:t>
-            </w:r>
-          </w:p>
-        </w:tc>
-        <w:tc>
-          <w:tcPr>
-            <w:tcW w:type="dxa" w:w="2280"/>
-            <w:shd w:val="clear" w:color="auto" w:fill="F7F6F2"/>
-          </w:tcPr>
-          <w:p>
-            <w:r>
-              <w:rPr>
-                <w:rFonts w:ascii="Calibri" w:hAnsi="Calibri"/>
-                <w:color w:val="28251D"/>
-                <w:sz w:val="20"/>
-              </w:rPr>
-              <w:t>beigefuegt</w:t>
-            </w:r>
-          </w:p>
-        </w:tc>
-      </w:tr>
-      <w:tr>
-        <w:tc>
-          <w:tcPr>
-            <w:tcW w:type="dxa" w:w="2280"/>
-          </w:tcPr>
-          <w:p>
-            <w:pPr>
-              <w:jc w:val="center"/>
-            </w:pPr>
-            <w:r>
-              <w:rPr>
-                <w:rFonts w:ascii="Calibri" w:hAnsi="Calibri"/>
-                <w:color w:val="28251D"/>
-                <w:sz w:val="20"/>
-              </w:rPr>
-              <w:t>11</w:t>
-            </w:r>
-          </w:p>
-        </w:tc>
-        <w:tc>
-          <w:tcPr>
-            <w:tcW w:type="dxa" w:w="2280"/>
-          </w:tcPr>
-          <w:p>
-            <w:r>
-              <w:rPr>
-                <w:rFonts w:ascii="Calibri" w:hAnsi="Calibri"/>
-                <w:color w:val="28251D"/>
-                <w:sz w:val="20"/>
-              </w:rPr>
-              <w:t>Investitionsvertrag Seed-Investoren (Term Sheet / SPA)</w:t>
-            </w:r>
-          </w:p>
-        </w:tc>
-        <w:tc>
-          <w:tcPr>
-            <w:tcW w:type="dxa" w:w="2280"/>
-          </w:tcPr>
-          <w:p>
-            <w:r>
-              <w:rPr>
-                <w:rFonts w:ascii="Calibri" w:hAnsi="Calibri"/>
-                <w:color w:val="28251D"/>
-                <w:sz w:val="20"/>
-              </w:rPr>
-              <w:t>PDF</w:t>
-            </w:r>
-          </w:p>
-        </w:tc>
-        <w:tc>
-          <w:tcPr>
-            <w:tcW w:type="dxa" w:w="2280"/>
-          </w:tcPr>
-          <w:p>
-            <w:r>
-              <w:rPr>
-                <w:rFonts w:ascii="Calibri" w:hAnsi="Calibri"/>
-                <w:color w:val="28251D"/>
-                <w:sz w:val="20"/>
-              </w:rPr>
-              <w:t>beigefuegt</w:t>
-            </w:r>
-          </w:p>
-        </w:tc>
-      </w:tr>
-      <w:tr>
-        <w:tc>
-          <w:tcPr>
-            <w:tcW w:type="dxa" w:w="2280"/>
-            <w:shd w:val="clear" w:color="auto" w:fill="F7F6F2"/>
-          </w:tcPr>
-          <w:p>
-            <w:pPr>
-              <w:jc w:val="center"/>
-            </w:pPr>
-            <w:r>
-              <w:rPr>
-                <w:rFonts w:ascii="Calibri" w:hAnsi="Calibri"/>
-                <w:color w:val="28251D"/>
-                <w:sz w:val="20"/>
-              </w:rPr>
-              <w:t>12</w:t>
-            </w:r>
-          </w:p>
-        </w:tc>
-        <w:tc>
-          <w:tcPr>
-            <w:tcW w:type="dxa" w:w="2280"/>
-            <w:shd w:val="clear" w:color="auto" w:fill="F7F6F2"/>
-          </w:tcPr>
-          <w:p>
-            <w:r>
-              <w:rPr>
-                <w:rFonts w:ascii="Calibri" w:hAnsi="Calibri"/>
-                <w:color w:val="28251D"/>
-                <w:sz w:val="20"/>
-              </w:rPr>
-              <w:t>Neue Gesellschafterliste Entwurf (nach Kapitalerhoehung)</w:t>
-            </w:r>
-          </w:p>
-        </w:tc>
-        <w:tc>
-          <w:tcPr>
-            <w:tcW w:type="dxa" w:w="2280"/>
-            <w:shd w:val="clear" w:color="auto" w:fill="F7F6F2"/>
-          </w:tcPr>
-          <w:p>
-            <w:r>
-              <w:rPr>
-                <w:rFonts w:ascii="Calibri" w:hAnsi="Calibri"/>
-                <w:color w:val="28251D"/>
-                <w:sz w:val="20"/>
-              </w:rPr>
-              <w:t>PDF</w:t>
-            </w:r>
-          </w:p>
-        </w:tc>
-        <w:tc>
-          <w:tcPr>
-            <w:tcW w:type="dxa" w:w="2280"/>
-            <w:shd w:val="clear" w:color="auto" w:fill="F7F6F2"/>
-          </w:tcPr>
-          <w:p>
-            <w:r>
-              <w:rPr>
-                <w:rFonts w:ascii="Calibri" w:hAnsi="Calibri"/>
-                <w:color w:val="964219"/>
-                <w:sz w:val="20"/>
-              </w:rPr>
-              <w:t>zur Pruefung</w:t>
-            </w:r>
-          </w:p>
-        </w:tc>
-      </w:tr>
-      <w:tr>
-        <w:tc>
-          <w:tcPr>
-            <w:tcW w:type="dxa" w:w="2280"/>
-          </w:tcPr>
-          <w:p>
-            <w:pPr>
-              <w:jc w:val="center"/>
-            </w:pPr>
-            <w:r>
-              <w:rPr>
-                <w:rFonts w:ascii="Calibri" w:hAnsi="Calibri"/>
-                <w:color w:val="28251D"/>
                 <w:sz w:val="20"/>
               </w:rPr>
               <w:t>13</w:t>
@@ -1252,46 +929,181 @@
         </w:tc>
         <w:tc>
           <w:tcPr>
-            <w:tcW w:type="dxa" w:w="2280"/>
+            <w:tcW w:type="dxa" w:w="4819"/>
           </w:tcPr>
           <w:p>
+            <w:pPr>
+              <w:spacing w:after="80" w:before="0"/>
+            </w:pPr>
             <w:r>
               <w:rPr>
-                <w:rFonts w:ascii="Calibri" w:hAnsi="Calibri"/>
-                <w:color w:val="28251D"/>
                 <w:sz w:val="20"/>
               </w:rPr>
-              <w:t>Vollmacht GF zur Handelsregisteranmeldung (sofern erf.)</w:t>
+              <w:t>KYC-Identifikationsunterlagen der Northstar (Handelsregisterauszug, GwG-Erklärung wirtschaftlich Berechtigte)</w:t>
             </w:r>
           </w:p>
         </w:tc>
         <w:tc>
           <w:tcPr>
-            <w:tcW w:type="dxa" w:w="2280"/>
+            <w:tcW w:type="dxa" w:w="1984"/>
           </w:tcPr>
           <w:p>
+            <w:pPr>
+              <w:spacing w:after="80" w:before="0"/>
+            </w:pPr>
             <w:r>
               <w:rPr>
-                <w:rFonts w:ascii="Calibri" w:hAnsi="Calibri"/>
-                <w:color w:val="28251D"/>
                 <w:sz w:val="20"/>
               </w:rPr>
-              <w:t>DOCX</w:t>
+              <w:t>Kopie</w:t>
             </w:r>
           </w:p>
         </w:tc>
         <w:tc>
           <w:tcPr>
-            <w:tcW w:type="dxa" w:w="2280"/>
+            <w:tcW w:type="dxa" w:w="2154"/>
           </w:tcPr>
           <w:p>
+            <w:pPr>
+              <w:spacing w:after="80" w:before="0"/>
+            </w:pPr>
             <w:r>
               <w:rPr>
-                <w:rFonts w:ascii="Calibri" w:hAnsi="Calibri"/>
-                <w:color w:val="964219"/>
                 <w:sz w:val="20"/>
               </w:rPr>
-              <w:t>beizufuegen</w:t>
+              <w:t>Northstar</w:t>
+            </w:r>
+          </w:p>
+        </w:tc>
+      </w:tr>
+      <w:tr>
+        <w:tc>
+          <w:tcPr>
+            <w:tcW w:type="dxa" w:w="680"/>
+          </w:tcPr>
+          <w:p>
+            <w:pPr>
+              <w:spacing w:after="80" w:before="0"/>
+            </w:pPr>
+            <w:r>
+              <w:rPr>
+                <w:sz w:val="20"/>
+              </w:rPr>
+              <w:t>14</w:t>
+            </w:r>
+          </w:p>
+        </w:tc>
+        <w:tc>
+          <w:tcPr>
+            <w:tcW w:type="dxa" w:w="4819"/>
+          </w:tcPr>
+          <w:p>
+            <w:pPr>
+              <w:spacing w:after="80" w:before="0"/>
+            </w:pPr>
+            <w:r>
+              <w:rPr>
+                <w:sz w:val="20"/>
+              </w:rPr>
+              <w:t>Steuerliche Selbstauskunft FATCA/CRS Northstar</w:t>
+            </w:r>
+          </w:p>
+        </w:tc>
+        <w:tc>
+          <w:tcPr>
+            <w:tcW w:type="dxa" w:w="1984"/>
+          </w:tcPr>
+          <w:p>
+            <w:pPr>
+              <w:spacing w:after="80" w:before="0"/>
+            </w:pPr>
+            <w:r>
+              <w:rPr>
+                <w:sz w:val="20"/>
+              </w:rPr>
+              <w:t>Formular</w:t>
+            </w:r>
+          </w:p>
+        </w:tc>
+        <w:tc>
+          <w:tcPr>
+            <w:tcW w:type="dxa" w:w="2154"/>
+          </w:tcPr>
+          <w:p>
+            <w:pPr>
+              <w:spacing w:after="80" w:before="0"/>
+            </w:pPr>
+            <w:r>
+              <w:rPr>
+                <w:sz w:val="20"/>
+              </w:rPr>
+              <w:t>Northstar</w:t>
+            </w:r>
+          </w:p>
+        </w:tc>
+      </w:tr>
+      <w:tr>
+        <w:tc>
+          <w:tcPr>
+            <w:tcW w:type="dxa" w:w="680"/>
+          </w:tcPr>
+          <w:p>
+            <w:pPr>
+              <w:spacing w:after="80" w:before="0"/>
+            </w:pPr>
+            <w:r>
+              <w:rPr>
+                <w:sz w:val="20"/>
+              </w:rPr>
+              <w:t>15</w:t>
+            </w:r>
+          </w:p>
+        </w:tc>
+        <w:tc>
+          <w:tcPr>
+            <w:tcW w:type="dxa" w:w="4819"/>
+          </w:tcPr>
+          <w:p>
+            <w:pPr>
+              <w:spacing w:after="80" w:before="0"/>
+            </w:pPr>
+            <w:r>
+              <w:rPr>
+                <w:sz w:val="20"/>
+              </w:rPr>
+              <w:t>Anmeldung der Kapitalerhöhung zum Handelsregister AG Charlottenburg (HRB 123456 B)</w:t>
+            </w:r>
+          </w:p>
+        </w:tc>
+        <w:tc>
+          <w:tcPr>
+            <w:tcW w:type="dxa" w:w="1984"/>
+          </w:tcPr>
+          <w:p>
+            <w:pPr>
+              <w:spacing w:after="80" w:before="0"/>
+            </w:pPr>
+            <w:r>
+              <w:rPr>
+                <w:sz w:val="20"/>
+              </w:rPr>
+              <w:t>Notariell beglaubigte Unterschrift</w:t>
+            </w:r>
+          </w:p>
+        </w:tc>
+        <w:tc>
+          <w:tcPr>
+            <w:tcW w:type="dxa" w:w="2154"/>
+          </w:tcPr>
+          <w:p>
+            <w:pPr>
+              <w:spacing w:after="80" w:before="0"/>
+            </w:pPr>
+            <w:r>
+              <w:rPr>
+                <w:sz w:val="20"/>
+              </w:rPr>
+              <w:t>Notarin · innerhalb von 2 Wochen nach Versammlung</w:t>
             </w:r>
           </w:p>
         </w:tc>
@@ -1299,202 +1111,17 @@
     </w:tbl>
     <w:p/>
     <w:p>
-      <w:pPr>
-        <w:spacing w:after="40"/>
-        <w:pBdr>
-          <w:bottom w:val="single" w:sz="6" w:space="1" w:color="D4D1CA"/>
-        </w:pBdr>
-      </w:pPr>
-    </w:p>
-    <w:p>
       <w:r>
         <w:rPr>
-          <w:rFonts w:ascii="Calibri" w:hAnsi="Calibri"/>
-          <w:b/>
-          <w:color w:val="1B474D"/>
-          <w:sz w:val="24"/>
+          <w:i/>
+          <w:sz w:val="18"/>
         </w:rPr>
-        <w:t>4. Hinweise und Auftraege an den Notar</w:t>
+        <w:t>Letzte Aktualisierung: 22. Mai 2026 · Notariatsfile-Nr. SG-NORTHSTAR-2027</w:t>
       </w:r>
     </w:p>
-    <w:p>
-      <w:r>
-        <w:rPr>
-          <w:rFonts w:ascii="Calibri" w:hAnsi="Calibri"/>
-          <w:b w:val="0"/>
-          <w:i w:val="0"/>
-          <w:color w:val="28251D"/>
-          <w:sz w:val="22"/>
-        </w:rPr>
-        <w:t>1. Beurkundung des Gesellschafterbeschlusses gemaess SS 55 Abs. 1 GmbHG (Dokument Nr. 4).</w:t>
-      </w:r>
-    </w:p>
-    <w:p>
-      <w:r>
-        <w:rPr>
-          <w:rFonts w:ascii="Calibri" w:hAnsi="Calibri"/>
-          <w:b w:val="0"/>
-          <w:i w:val="0"/>
-          <w:color w:val="28251D"/>
-          <w:sz w:val="22"/>
-        </w:rPr>
-        <w:t>2. Beglaubigung der Unterschriften auf der Uebernahme- und Einbringungsvereinbarung.</w:t>
-      </w:r>
-    </w:p>
-    <w:p>
-      <w:r>
-        <w:rPr>
-          <w:rFonts w:ascii="Calibri" w:hAnsi="Calibri"/>
-          <w:b w:val="0"/>
-          <w:i w:val="0"/>
-          <w:color w:val="28251D"/>
-          <w:sz w:val="22"/>
-        </w:rPr>
-        <w:t>3. Handelsregisteranmeldung gemaess SS 57 GmbHG und Einreichung beim AG Charlottenburg.</w:t>
-      </w:r>
-    </w:p>
-    <w:p>
-      <w:r>
-        <w:rPr>
-          <w:rFonts w:ascii="Calibri" w:hAnsi="Calibri"/>
-          <w:b w:val="0"/>
-          <w:i w:val="0"/>
-          <w:color w:val="28251D"/>
-          <w:sz w:val="22"/>
-        </w:rPr>
-        <w:t>4. Einreichung der aktualisierten Gesellschafterliste als Anlage zur Anmeldung.</w:t>
-      </w:r>
-    </w:p>
-    <w:p>
-      <w:r>
-        <w:rPr>
-          <w:rFonts w:ascii="Calibri" w:hAnsi="Calibri"/>
-          <w:b w:val="0"/>
-          <w:i w:val="0"/>
-          <w:color w:val="28251D"/>
-          <w:sz w:val="22"/>
-        </w:rPr>
-        <w:t>5. Uebersendung beglaubigter Abschriften an alle Gesellschafter und Northstar.</w:t>
-      </w:r>
-    </w:p>
-    <w:p/>
-    <w:p>
-      <w:pPr>
-        <w:spacing w:after="40"/>
-        <w:pBdr>
-          <w:bottom w:val="single" w:sz="6" w:space="1" w:color="D4D1CA"/>
-        </w:pBdr>
-      </w:pPr>
-    </w:p>
-    <w:p>
-      <w:r>
-        <w:rPr>
-          <w:rFonts w:ascii="Calibri" w:hAnsi="Calibri"/>
-          <w:b/>
-          <w:color w:val="1B474D"/>
-          <w:sz w:val="24"/>
-        </w:rPr>
-        <w:t>5. Kostenschaetzung (vorlaeufig)</w:t>
-      </w:r>
-    </w:p>
-    <w:p>
-      <w:r>
-        <w:rPr>
-          <w:rFonts w:ascii="Calibri" w:hAnsi="Calibri"/>
-          <w:b w:val="0"/>
-          <w:i/>
-          <w:color w:val="7A7974"/>
-          <w:sz w:val="20"/>
-        </w:rPr>
-        <w:t>Notarkosten richten sich nach dem Geschaeftswert gemaess GNotKG. Geschaeftswert Kapitalerhoehung I (Wandlung): EUR 275694. Geschaeftswert Kapitalerhoehung II (Seed): EUR 1000000. Bitte um Vorabkostenuebersicht vor Beurkundung.</w:t>
-      </w:r>
-    </w:p>
-    <w:p/>
-    <w:p>
-      <w:pPr>
-        <w:spacing w:after="40"/>
-        <w:pBdr>
-          <w:bottom w:val="single" w:sz="6" w:space="1" w:color="D4D1CA"/>
-        </w:pBdr>
-      </w:pPr>
-    </w:p>
-    <w:p>
-      <w:r>
-        <w:rPr>
-          <w:rFonts w:ascii="Calibri" w:hAnsi="Calibri"/>
-          <w:b/>
-          <w:color w:val="1B474D"/>
-          <w:sz w:val="24"/>
-        </w:rPr>
-        <w:t>6. Bestaetigung der Vollstaendigkeit</w:t>
-      </w:r>
-    </w:p>
-    <w:p>
-      <w:r>
-        <w:rPr>
-          <w:rFonts w:ascii="Calibri" w:hAnsi="Calibri"/>
-          <w:b w:val="0"/>
-          <w:i w:val="0"/>
-          <w:color w:val="28251D"/>
-          <w:sz w:val="22"/>
-        </w:rPr>
-        <w:t>Ich bestaetine, dass die als 'beigefuegt' gekennzeichneten Unterlagen vollstaendig uebermittelt wurden. Fehlende Dokumente (Kennzeichnung 'beizufuegen') werden schnellstmoeglich nachgereicht.</w:t>
-      </w:r>
-    </w:p>
-    <w:p/>
-    <w:p/>
-    <w:p>
-      <w:r>
-        <w:rPr>
-          <w:rFonts w:ascii="Calibri" w:hAnsi="Calibri"/>
-          <w:b w:val="0"/>
-          <w:i/>
-          <w:color w:val="7A7974"/>
-          <w:sz w:val="22"/>
-        </w:rPr>
-        <w:t>Ort, Datum: Berlin, _______________</w:t>
-      </w:r>
-    </w:p>
-    <w:p/>
-    <w:p>
-      <w:r>
-        <w:rPr>
-          <w:rFonts w:ascii="Calibri" w:hAnsi="Calibri"/>
-          <w:sz w:val="22"/>
-        </w:rPr>
-        <w:t>__________________________________________________</w:t>
-      </w:r>
-    </w:p>
-    <w:p>
-      <w:r>
-        <w:rPr>
-          <w:sz w:val="20"/>
-        </w:rPr>
-        <w:t>Dr. Mira Schoeneck, Geschaeftsfuehrerin - Sonnenglas Solartechnologie UG (haftungsbeschraenkt)</w:t>
-      </w:r>
-    </w:p>
-    <w:p/>
-    <w:p>
-      <w:r>
-        <w:rPr>
-          <w:rFonts w:ascii="Calibri" w:hAnsi="Calibri"/>
-          <w:sz w:val="22"/>
-        </w:rPr>
-        <w:t>__________________________________________________</w:t>
-      </w:r>
-    </w:p>
-    <w:p>
-      <w:r>
-        <w:rPr>
-          <w:sz w:val="20"/>
-        </w:rPr>
-        <w:t>Empfangsbestaetigung Notar: _______________________________________________</w:t>
-      </w:r>
-    </w:p>
-    <w:p/>
     <w:sectPr>
       <w:pgSz w:w="12240" w:h="15840"/>
-      <w:pgMar w:top="1417" w:right="1417" w:bottom="1417" w:left="1701" w:header="720" w:footer="720" w:gutter="0"/>
+      <w:pgMar w:top="1134" w:right="1134" w:bottom="1134" w:left="1134" w:header="720" w:footer="720" w:gutter="0"/>
       <w:cols w:space="720"/>
       <w:docGrid w:linePitch="360"/>
     </w:sectPr>
@@ -1865,6 +1492,10 @@
     <w:name w:val="Normal"/>
     <w:qFormat/>
     <w:rsid w:val="00FC693F"/>
+    <w:rPr>
+      <w:rFonts w:ascii="Calibri" w:hAnsi="Calibri"/>
+      <w:sz w:val="20"/>
+    </w:rPr>
   </w:style>
   <w:style w:type="paragraph" w:styleId="Header">
     <w:name w:val="header"/>
